--- a/deliverables/腾讯云-首席战略协办伙伴合作协议(精简版).docx
+++ b/deliverables/腾讯云-首席战略协办伙伴合作协议(精简版).docx
@@ -2,6 +2,116 @@
 <file path=word/document.xml><?xml version="1.0" encoding="utf-8"?>
 <w:document xmlns:wpc="http://schemas.microsoft.com/office/word/2010/wordprocessingCanvas" xmlns:mo="http://schemas.microsoft.com/office/mac/office/2008/main" xmlns:mc="http://schemas.openxmlformats.org/markup-compatibility/2006" xmlns:mv="urn:schemas-microsoft-com:mac:vml" xmlns:o="urn:schemas-microsoft-com:office:office" xmlns:r="http://schemas.openxmlformats.org/officeDocument/2006/relationships" xmlns:m="http://schemas.openxmlformats.org/officeDocument/2006/math" xmlns:v="urn:schemas-microsoft-com:vml" xmlns:wp14="http://schemas.microsoft.com/office/word/2010/wordprocessingDrawing" xmlns:wp="http://schemas.openxmlformats.org/drawingml/2006/wordprocessingDrawing" xmlns:w10="urn:schemas-microsoft-com:office:word" xmlns:w="http://schemas.openxmlformats.org/wordprocessingml/2006/main" xmlns:w14="http://schemas.microsoft.com/office/word/2010/wordml" xmlns:wpg="http://schemas.microsoft.com/office/word/2010/wordprocessingGroup" xmlns:wpi="http://schemas.microsoft.com/office/word/2010/wordprocessingInk" xmlns:wne="http://schemas.microsoft.com/office/word/2006/wordml" xmlns:wps="http://schemas.microsoft.com/office/word/2010/wordprocessingShape" mc:Ignorable="w14 wp14">
   <w:body>
+    <w:p>
+      <w:pPr>
+        <w:spacing w:after="0"/>
+      </w:pPr>
+    </w:p>
+    <w:p>
+      <w:pPr>
+        <w:spacing w:after="0"/>
+      </w:pPr>
+    </w:p>
+    <w:p>
+      <w:pPr>
+        <w:spacing w:after="0"/>
+      </w:pPr>
+    </w:p>
+    <w:p>
+      <w:pPr>
+        <w:spacing w:after="0"/>
+      </w:pPr>
+    </w:p>
+    <w:p>
+      <w:pPr>
+        <w:spacing w:after="0"/>
+      </w:pPr>
+    </w:p>
+    <w:p>
+      <w:pPr>
+        <w:spacing w:after="0"/>
+      </w:pPr>
+    </w:p>
+    <w:p>
+      <w:pPr>
+        <w:spacing w:after="0"/>
+      </w:pPr>
+    </w:p>
+    <w:p>
+      <w:pPr>
+        <w:spacing w:after="0"/>
+      </w:pPr>
+    </w:p>
+    <w:p>
+      <w:pPr>
+        <w:spacing w:before="120" w:after="80"/>
+        <w:jc w:val="center"/>
+      </w:pPr>
+      <w:r>
+        <w:rPr>
+          <w:b/>
+          <w:color w:val="555555"/>
+          <w:sz w:val="22"/>
+          <w:rFonts w:eastAsia="黑体" w:ascii="黑体" w:hAnsi="黑体"/>
+        </w:rPr>
+        <w:t>2026 人工智能商业化落地与硬核投资破局峰会</w:t>
+      </w:r>
+    </w:p>
+    <w:p>
+      <w:pPr>
+        <w:spacing w:after="0"/>
+      </w:pPr>
+    </w:p>
+    <w:p>
+      <w:pPr>
+        <w:spacing w:after="0"/>
+      </w:pPr>
+    </w:p>
+    <w:p>
+      <w:pPr>
+        <w:spacing w:before="120" w:after="80"/>
+        <w:jc w:val="center"/>
+      </w:pPr>
+      <w:r>
+        <w:rPr>
+          <w:b/>
+          <w:color w:val="003A99"/>
+          <w:sz w:val="36"/>
+          <w:rFonts w:eastAsia="黑体" w:ascii="黑体" w:hAnsi="黑体"/>
+        </w:rPr>
+        <w:t>《战略协办赞助合作协议》</w:t>
+      </w:r>
+    </w:p>
+    <w:p>
+      <w:pPr>
+        <w:spacing w:after="0"/>
+      </w:pPr>
+    </w:p>
+    <w:p>
+      <w:pPr>
+        <w:spacing w:after="0"/>
+      </w:pPr>
+    </w:p>
+    <w:p>
+      <w:pPr>
+        <w:spacing w:line="336" w:lineRule="auto" w:after="40"/>
+        <w:jc w:val="center"/>
+      </w:pPr>
+      <w:r>
+        <w:rPr>
+          <w:b w:val="0"/>
+          <w:color w:val="555555"/>
+          <w:sz w:val="22"/>
+          <w:rFonts w:eastAsia="宋体" w:ascii="宋体" w:hAnsi="宋体"/>
+        </w:rPr>
+        <w:t>合同编号：AIBIZ-2026-SP-013      签署地点：上海市      签署日期：2026 年 5 月 12 日</w:t>
+      </w:r>
+    </w:p>
+    <w:p>
+      <w:r>
+        <w:br w:type="page"/>
+      </w:r>
+    </w:p>
     <w:p>
       <w:pPr>
         <w:spacing w:before="120" w:after="80"/>
@@ -26,30 +136,10 @@
         <w:rPr>
           <w:b/>
           <w:color w:val="003A99"/>
-          <w:sz w:val="36"/>
+          <w:sz w:val="24"/>
           <w:rFonts w:eastAsia="黑体" w:ascii="黑体" w:hAnsi="黑体"/>
         </w:rPr>
         <w:t>《战略协办赞助合作协议》</w:t>
-      </w:r>
-    </w:p>
-    <w:p>
-      <w:pPr>
-        <w:spacing w:after="0"/>
-      </w:pPr>
-    </w:p>
-    <w:p>
-      <w:pPr>
-        <w:spacing w:line="336" w:lineRule="auto" w:after="40"/>
-        <w:jc w:val="center"/>
-      </w:pPr>
-      <w:r>
-        <w:rPr>
-          <w:b w:val="0"/>
-          <w:color w:val="555555"/>
-          <w:sz w:val="20"/>
-          <w:rFonts w:eastAsia="宋体" w:ascii="宋体" w:hAnsi="宋体"/>
-        </w:rPr>
-        <w:t>合同编号：AIBIZ-2026-SP-013      签署地点：上海市      签署日期：2026 年 5 月 12 日</w:t>
       </w:r>
     </w:p>
     <w:p>
@@ -68,7 +158,7 @@
           <w:sz w:val="21"/>
           <w:rFonts w:eastAsia="宋体" w:ascii="宋体" w:hAnsi="宋体"/>
         </w:rPr>
-        <w:t>甲方（主办方 / 组委会）：人工智能商业化落地峰会组委会 / 复旦大学住房政策研究中心 / 上海市杨浦区科技企业联合会（联合主办）</w:t>
+        <w:t>甲方（主办方 / 组委会）：人工智能商业化落地峰会组委会 / 上海市杨浦区科技企业联合会（联合主办）</w:t>
       </w:r>
     </w:p>
     <w:p>
@@ -225,7 +315,7 @@
           <w:sz w:val="21"/>
           <w:rFonts w:eastAsia="宋体" w:ascii="宋体" w:hAnsi="宋体"/>
         </w:rPr>
-        <w:t>支付方式：乙方应于本协议签署并经双方盖章生效后 15 个工作日内，将上述款项一次性汇入甲方指定的对公账户。甲方在收款后向乙方开具相应金额的合规发票（发票内容：会议服务费 / 赞助费）。</w:t>
+        <w:t>支付方式：乙方应于本协议签署并经双方盖章生效后 15 个工作日内，将上述款项一次性汇入甲方指定的对公账户（账户信息详见本条第 1.5 款）。甲方在收款后向乙方开具相应金额的合规发票（发票内容：会议服务费 / 会务咨询费 / 赞助费 三选一，以乙方实际需求为准）。</w:t>
       </w:r>
     </w:p>
     <w:p>
@@ -248,6 +338,218 @@
         <w:t>资金用途：上述款项专款专用于本次峰会当期的场地租赁、舞美搭建、嘉宾接待、物料制作及现场运营等直接费用。</w:t>
       </w:r>
     </w:p>
+    <w:p>
+      <w:pPr>
+        <w:spacing w:line="336" w:lineRule="auto" w:after="40"/>
+      </w:pPr>
+      <w:r>
+        <w:rPr>
+          <w:b/>
+          <w:sz w:val="21"/>
+          <w:rFonts w:eastAsia="宋体" w:ascii="宋体" w:hAnsi="宋体"/>
+        </w:rPr>
+        <w:t xml:space="preserve">1.5  </w:t>
+      </w:r>
+      <w:r>
+        <w:rPr>
+          <w:sz w:val="21"/>
+          <w:rFonts w:eastAsia="宋体" w:ascii="宋体" w:hAnsi="宋体"/>
+        </w:rPr>
+        <w:t>甲方收款账户信息：</w:t>
+      </w:r>
+    </w:p>
+    <w:tbl>
+      <w:tblPr>
+        <w:tblStyle w:val="TableGrid"/>
+        <w:tblW w:type="auto" w:w="0"/>
+        <w:tblLayout w:type="fixed"/>
+        <w:tblLook w:firstColumn="1" w:firstRow="1" w:lastColumn="0" w:lastRow="0" w:noHBand="0" w:noVBand="1" w:val="04A0"/>
+      </w:tblPr>
+      <w:tblGrid>
+        <w:gridCol w:w="4873"/>
+        <w:gridCol w:w="4873"/>
+      </w:tblGrid>
+      <w:tr>
+        <w:tc>
+          <w:tcPr>
+            <w:tcW w:type="dxa" w:w="2154"/>
+            <w:vAlign w:val="center"/>
+            <w:shd w:val="clear" w:color="auto" w:fill="E6EFFF"/>
+          </w:tcPr>
+          <w:p>
+            <w:pPr>
+              <w:spacing w:line="300" w:lineRule="auto"/>
+            </w:pPr>
+            <w:r/>
+            <w:r>
+              <w:rPr>
+                <w:b/>
+                <w:color w:val="1A1A1A"/>
+                <w:sz w:val="21"/>
+                <w:rFonts w:eastAsia="宋体" w:ascii="宋体" w:hAnsi="宋体"/>
+              </w:rPr>
+              <w:t>收款单位</w:t>
+            </w:r>
+          </w:p>
+        </w:tc>
+        <w:tc>
+          <w:tcPr>
+            <w:tcW w:type="dxa" w:w="7087"/>
+            <w:vAlign w:val="center"/>
+          </w:tcPr>
+          <w:p>
+            <w:pPr>
+              <w:spacing w:line="300" w:lineRule="auto"/>
+            </w:pPr>
+            <w:r/>
+            <w:r>
+              <w:rPr>
+                <w:b w:val="0"/>
+                <w:color w:val="1A1A1A"/>
+                <w:sz w:val="21"/>
+                <w:rFonts w:eastAsia="宋体" w:ascii="宋体" w:hAnsi="宋体"/>
+              </w:rPr>
+              <w:t>______________________________</w:t>
+            </w:r>
+          </w:p>
+        </w:tc>
+      </w:tr>
+      <w:tr>
+        <w:tc>
+          <w:tcPr>
+            <w:tcW w:type="dxa" w:w="2154"/>
+            <w:vAlign w:val="center"/>
+            <w:shd w:val="clear" w:color="auto" w:fill="E6EFFF"/>
+          </w:tcPr>
+          <w:p>
+            <w:pPr>
+              <w:spacing w:line="300" w:lineRule="auto"/>
+            </w:pPr>
+            <w:r/>
+            <w:r>
+              <w:rPr>
+                <w:b/>
+                <w:color w:val="1A1A1A"/>
+                <w:sz w:val="21"/>
+                <w:rFonts w:eastAsia="宋体" w:ascii="宋体" w:hAnsi="宋体"/>
+              </w:rPr>
+              <w:t>开户银行</w:t>
+            </w:r>
+          </w:p>
+        </w:tc>
+        <w:tc>
+          <w:tcPr>
+            <w:tcW w:type="dxa" w:w="7087"/>
+            <w:vAlign w:val="center"/>
+          </w:tcPr>
+          <w:p>
+            <w:pPr>
+              <w:spacing w:line="300" w:lineRule="auto"/>
+            </w:pPr>
+            <w:r/>
+            <w:r>
+              <w:rPr>
+                <w:b w:val="0"/>
+                <w:color w:val="1A1A1A"/>
+                <w:sz w:val="21"/>
+                <w:rFonts w:eastAsia="宋体" w:ascii="宋体" w:hAnsi="宋体"/>
+              </w:rPr>
+              <w:t>______________________________</w:t>
+            </w:r>
+          </w:p>
+        </w:tc>
+      </w:tr>
+      <w:tr>
+        <w:tc>
+          <w:tcPr>
+            <w:tcW w:type="dxa" w:w="2154"/>
+            <w:vAlign w:val="center"/>
+            <w:shd w:val="clear" w:color="auto" w:fill="E6EFFF"/>
+          </w:tcPr>
+          <w:p>
+            <w:pPr>
+              <w:spacing w:line="300" w:lineRule="auto"/>
+            </w:pPr>
+            <w:r/>
+            <w:r>
+              <w:rPr>
+                <w:b/>
+                <w:color w:val="1A1A1A"/>
+                <w:sz w:val="21"/>
+                <w:rFonts w:eastAsia="宋体" w:ascii="宋体" w:hAnsi="宋体"/>
+              </w:rPr>
+              <w:t>银行账号</w:t>
+            </w:r>
+          </w:p>
+        </w:tc>
+        <w:tc>
+          <w:tcPr>
+            <w:tcW w:type="dxa" w:w="7087"/>
+            <w:vAlign w:val="center"/>
+          </w:tcPr>
+          <w:p>
+            <w:pPr>
+              <w:spacing w:line="300" w:lineRule="auto"/>
+            </w:pPr>
+            <w:r/>
+            <w:r>
+              <w:rPr>
+                <w:b w:val="0"/>
+                <w:color w:val="1A1A1A"/>
+                <w:sz w:val="21"/>
+                <w:rFonts w:eastAsia="宋体" w:ascii="宋体" w:hAnsi="宋体"/>
+              </w:rPr>
+              <w:t>______________________________</w:t>
+            </w:r>
+          </w:p>
+        </w:tc>
+      </w:tr>
+      <w:tr>
+        <w:tc>
+          <w:tcPr>
+            <w:tcW w:type="dxa" w:w="2154"/>
+            <w:vAlign w:val="center"/>
+            <w:shd w:val="clear" w:color="auto" w:fill="E6EFFF"/>
+          </w:tcPr>
+          <w:p>
+            <w:pPr>
+              <w:spacing w:line="300" w:lineRule="auto"/>
+            </w:pPr>
+            <w:r/>
+            <w:r>
+              <w:rPr>
+                <w:b/>
+                <w:color w:val="1A1A1A"/>
+                <w:sz w:val="21"/>
+                <w:rFonts w:eastAsia="宋体" w:ascii="宋体" w:hAnsi="宋体"/>
+              </w:rPr>
+              <w:t>税号</w:t>
+            </w:r>
+          </w:p>
+        </w:tc>
+        <w:tc>
+          <w:tcPr>
+            <w:tcW w:type="dxa" w:w="7087"/>
+            <w:vAlign w:val="center"/>
+          </w:tcPr>
+          <w:p>
+            <w:pPr>
+              <w:spacing w:line="300" w:lineRule="auto"/>
+            </w:pPr>
+            <w:r/>
+            <w:r>
+              <w:rPr>
+                <w:b w:val="0"/>
+                <w:color w:val="1A1A1A"/>
+                <w:sz w:val="21"/>
+                <w:rFonts w:eastAsia="宋体" w:ascii="宋体" w:hAnsi="宋体"/>
+              </w:rPr>
+              <w:t>______________________________</w:t>
+            </w:r>
+          </w:p>
+        </w:tc>
+      </w:tr>
+    </w:tbl>
     <w:p>
       <w:pPr>
         <w:spacing w:after="0"/>
@@ -379,7 +681,7 @@
           <w:sz w:val="21"/>
           <w:rFonts w:eastAsia="宋体" w:ascii="宋体" w:hAnsi="宋体"/>
         </w:rPr>
-        <w:t>智库长效背书（自带，不计入第 1.2 条赞助标的额）：乙方自动成为「见微知海新质商业生态」首批年度战略理事单位，享有后续长三角系列闭门局、专题沙龙及行业研究发布会的优先参与权。</w:t>
+        <w:t>智库长效背书（自带，不计入第 1.2 条赞助标的额）：乙方自动成为【人工智能商业化落地峰会组委会】举办的后续【见微知海新质商业生态】首批年度战略理事单位，享有后续长三角系列闭门局、专题沙龙及行业研究发布会的优先参与权。</w:t>
       </w:r>
     </w:p>
     <w:p>
@@ -837,8 +1139,6 @@
               </w:rPr>
               <w:t>人工智能商业化落地峰会组委会 /</w:t>
               <w:br/>
-              <w:t>复旦大学住房政策研究中心 /</w:t>
-              <w:br/>
               <w:t>上海市杨浦区科技企业联合会</w:t>
             </w:r>
           </w:p>
